--- a/SWI/207-Automatic-Samplers-and-Analysers/MM-4034-033-OR-03-SWI-PRO-MET-207-008-Cyanide-Analyser-Calibration-and-Standardisation-RevA.docx
+++ b/SWI/207-Automatic-Samplers-and-Analysers/MM-4034-033-OR-03-SWI-PRO-MET-207-008-Cyanide-Analyser-Calibration-and-Standardisation-RevA.docx
@@ -638,7 +638,7 @@
                 <w:sz w:val="17"/>
                 <w:szCs w:val="17"/>
               </w:rPr>
-              <w:t xml:space="preserve">ISSUED BUT NOT FOR USE. This document is a placeholder against the register line so the line is not empty. It cannot be used until the named input arrives - see the folder README for the blocker and what closes it.</w:t>
+              <w:t xml:space="preserve">DRAFT FOR REVIEW - NOT FOR USE UNTIL APPROVED. The calibration method is from the Martabe work instruction 'Leach Analyzer Calibration' (DOC-3-MET-PMC-WIN-00126-IE, v1.0), written for the Martabe cyanide probe in the leach hut with WAD calibration switched off. Molycop Cynoprobe v3 WAD vendor calibration data is still not held, so WAD calibration is not covered.</w:t>
             </w:r>
           </w:p>
         </w:tc>
@@ -1368,6 +1368,58 @@
           </w:p>
         </w:tc>
       </w:tr>
+      <w:tr>
+        <w:tc>
+          <w:tcPr>
+            <w:tcW w:type="dxa" w:w="2900"/>
+            <w:shd w:val="clear" w:color="auto" w:fill="F2F5FA"/>
+            <w:tcMar>
+              <w:top w:type="dxa" w:w="55"/>
+              <w:left w:type="dxa" w:w="85"/>
+              <w:bottom w:type="dxa" w:w="55"/>
+              <w:right w:type="dxa" w:w="85"/>
+            </w:tcMar>
+          </w:tcPr>
+          <w:p>
+            <w:pPr>
+              <w:spacing w:after="0" w:line="235"/>
+            </w:pPr>
+            <w:r>
+              <w:rPr>
+                <w:rFonts w:ascii="Calibri" w:cs="Calibri" w:eastAsia="Calibri" w:hAnsi="Calibri"/>
+                <w:sz w:val="16"/>
+                <w:szCs w:val="16"/>
+              </w:rPr>
+              <w:t xml:space="preserve">[JSEA to confirm] Cyanide standards (2 L bottles) carried to the analyser hut; eye splash; stairs to the hut</w:t>
+            </w:r>
+          </w:p>
+        </w:tc>
+        <w:tc>
+          <w:tcPr>
+            <w:tcW w:type="dxa" w:w="6126"/>
+            <w:shd w:val="clear" w:color="auto" w:fill="F2F5FA"/>
+            <w:tcMar>
+              <w:top w:type="dxa" w:w="55"/>
+              <w:left w:type="dxa" w:w="85"/>
+              <w:bottom w:type="dxa" w:w="55"/>
+              <w:right w:type="dxa" w:w="85"/>
+            </w:tcMar>
+          </w:tcPr>
+          <w:p>
+            <w:pPr>
+              <w:spacing w:after="0" w:line="235"/>
+            </w:pPr>
+            <w:r>
+              <w:rPr>
+                <w:rFonts w:ascii="Calibri" w:cs="Calibri" w:eastAsia="Calibri" w:hAnsi="Calibri"/>
+                <w:sz w:val="16"/>
+                <w:szCs w:val="16"/>
+              </w:rPr>
+              <w:t xml:space="preserve">Standards carried in lidded dark bottles inside a second plastic bag. Nitrile or latex gloves, glasses and the gas mask with A2B2E2K2P3 cartridge available. Safety data sheet read; eyewash proven flowing; spill kit at hand; pour slowly; clean spills at once. Poisoning or breathing difficulty: clinic or the emergency response team at once. Stairs with chains and handrails in place and three points of contact.</w:t>
+            </w:r>
+          </w:p>
+        </w:tc>
+      </w:tr>
     </w:tbl>
     <w:p>
       <w:pPr>
@@ -1793,6 +1845,42 @@
     </w:p>
     <w:p>
       <w:pPr>
+        <w:pStyle w:val="ListParagraph"/>
+        <w:numPr>
+          <w:ilvl w:val="0"/>
+          <w:numId w:val="1"/>
+        </w:numPr>
+        <w:spacing w:after="60" w:line="245"/>
+      </w:pPr>
+      <w:r>
+        <w:rPr>
+          <w:rFonts w:ascii="Calibri" w:cs="Calibri" w:eastAsia="Calibri" w:hAnsi="Calibri"/>
+          <w:sz w:val="17"/>
+          <w:szCs w:val="17"/>
+        </w:rPr>
+        <w:t xml:space="preserve">[M] Burette, glass flasks, pipette, dark plastic bottles and plastic bags (second containment)</w:t>
+      </w:r>
+    </w:p>
+    <w:p>
+      <w:pPr>
+        <w:pStyle w:val="ListParagraph"/>
+        <w:numPr>
+          <w:ilvl w:val="0"/>
+          <w:numId w:val="1"/>
+        </w:numPr>
+        <w:spacing w:after="60" w:line="245"/>
+      </w:pPr>
+      <w:r>
+        <w:rPr>
+          <w:rFonts w:ascii="Calibri" w:cs="Calibri" w:eastAsia="Calibri" w:hAnsi="Calibri"/>
+          <w:sz w:val="17"/>
+          <w:szCs w:val="17"/>
+        </w:rPr>
+        <w:t xml:space="preserve">[M] NaCN standard solutions at 3 levels, 2 L each; AgNO3 0.01 M and rhodanine indicator</w:t>
+      </w:r>
+    </w:p>
+    <w:p>
+      <w:pPr>
         <w:pStyle w:val="Heading1"/>
         <w:spacing w:after="120" w:before="260"/>
       </w:pPr>
@@ -1810,6 +1898,32 @@
     </w:p>
     <w:p>
       <w:pPr>
+        <w:spacing w:after="60" w:before="0" w:line="245"/>
+      </w:pPr>
+      <w:r>
+        <w:rPr>
+          <w:rFonts w:ascii="Calibri" w:cs="Calibri" w:eastAsia="Calibri" w:hAnsi="Calibri"/>
+          <w:sz w:val="17"/>
+          <w:szCs w:val="17"/>
+        </w:rPr>
+        <w:t xml:space="preserve">[M] = taken from the Martabe team work instruction "Leach Analyzer Calibration (DOC-3-MET-PMC-WIN-00126-IE)" (25/12/2024). [CONFIRM] = unspecified or inconsistent in the source; resolve before this instruction is approved for use.</w:t>
+      </w:r>
+    </w:p>
+    <w:p>
+      <w:pPr>
+        <w:spacing w:after="60" w:before="0" w:line="245"/>
+      </w:pPr>
+      <w:r>
+        <w:rPr>
+          <w:rFonts w:ascii="Calibri" w:cs="Calibri" w:eastAsia="Calibri" w:hAnsi="Calibri"/>
+          <w:sz w:val="17"/>
+          <w:szCs w:val="17"/>
+        </w:rPr>
+        <w:t xml:space="preserve">Electrolyte: prepare the potassium chloride electrolyte per KBK MET SOP-0053 (partial source already held). [CONFIRM] the source is written for one leach analyser in the leach hut; confirm it applies to 032-CA-001 and which analyser 051-CA-002 needs. The source Indonesian text lists NaCN standards of 250, 500 and 700 ppm, the English text lists 30, 250 and 500 ppm, and '205' appears once - confirm the standard values and who supplies them (the source says the ITS laboratory).</w:t>
+      </w:r>
+    </w:p>
+    <w:p>
+      <w:pPr>
         <w:ind w:left="280"/>
         <w:spacing w:after="50" w:before="0" w:line="245"/>
       </w:pPr>
@@ -1829,7 +1943,7 @@
           <w:sz w:val="17"/>
           <w:szCs w:val="17"/>
         </w:rPr>
-        <w:t xml:space="preserve">  This task cannot be completed as a full calibration procedure. See the folder README for the blocker.</w:t>
+        <w:t xml:space="preserve">  Take 5 minutes before starting to think through the task, each risk and the controls needed ('Take 5'). Prepare the burette, flasks, pipette, dark bottles and bags and check they are in good condition. Confirm the materials are in date. If not, stop and report [M].</w:t>
       </w:r>
     </w:p>
     <w:p>
@@ -1853,7 +1967,7 @@
           <w:sz w:val="17"/>
           <w:szCs w:val="17"/>
         </w:rPr>
-        <w:t xml:space="preserve">  The document is issued so the register line is not empty, and is marked NOT FOR USE.</w:t>
+        <w:t xml:space="preserve">  Take the NaCN standards at 3 levels, 2 L each, and put them in dark plastic bottles with good lids. Put each bottle in a plastic bag as second containment.</w:t>
       </w:r>
     </w:p>
     <w:p>
@@ -1877,7 +1991,319 @@
           <w:sz w:val="17"/>
           <w:szCs w:val="17"/>
         </w:rPr>
-        <w:t xml:space="preserve">  Partial source now held: KBK MET SOP-0053 gives the potassium chloride electrolyte preparation the analyser needs.</w:t>
+        <w:t xml:space="preserve">  Confirm the nearest safety eyewash works.</w:t>
+      </w:r>
+    </w:p>
+    <w:p>
+      <w:pPr>
+        <w:ind w:left="280"/>
+        <w:spacing w:after="50" w:before="0" w:line="245"/>
+      </w:pPr>
+      <w:r>
+        <w:rPr>
+          <w:rFonts w:ascii="Calibri" w:cs="Calibri" w:eastAsia="Calibri" w:hAnsi="Calibri"/>
+          <w:b/>
+          <w:bCs/>
+          <w:sz w:val="17"/>
+          <w:szCs w:val="17"/>
+        </w:rPr>
+        <w:t xml:space="preserve">4.</w:t>
+      </w:r>
+      <w:r>
+        <w:rPr>
+          <w:rFonts w:ascii="Calibri" w:cs="Calibri" w:eastAsia="Calibri" w:hAnsi="Calibri"/>
+          <w:sz w:val="17"/>
+          <w:szCs w:val="17"/>
+        </w:rPr>
+        <w:t xml:space="preserve">  Tell the control room the cyanide probe will be calibrated. The operator may take over the cyanide addition to the tank.</w:t>
+      </w:r>
+    </w:p>
+    <w:p>
+      <w:pPr>
+        <w:ind w:left="280"/>
+        <w:spacing w:after="50" w:before="0" w:line="245"/>
+      </w:pPr>
+      <w:r>
+        <w:rPr>
+          <w:rFonts w:ascii="Calibri" w:cs="Calibri" w:eastAsia="Calibri" w:hAnsi="Calibri"/>
+          <w:b/>
+          <w:bCs/>
+          <w:sz w:val="17"/>
+          <w:szCs w:val="17"/>
+        </w:rPr>
+        <w:t xml:space="preserve">5.</w:t>
+      </w:r>
+      <w:r>
+        <w:rPr>
+          <w:rFonts w:ascii="Calibri" w:cs="Calibri" w:eastAsia="Calibri" w:hAnsi="Calibri"/>
+          <w:sz w:val="17"/>
+          <w:szCs w:val="17"/>
+        </w:rPr>
+        <w:t xml:space="preserve">  Titrate each standard by hand, 3 times per standard, and record the results. Wear latex gloves whenever you contact a cyanide standard. Use SWI-PRO-MET-205-001.</w:t>
+      </w:r>
+    </w:p>
+    <w:p>
+      <w:pPr>
+        <w:ind w:left="280"/>
+        <w:spacing w:after="50" w:before="0" w:line="245"/>
+      </w:pPr>
+      <w:r>
+        <w:rPr>
+          <w:rFonts w:ascii="Calibri" w:cs="Calibri" w:eastAsia="Calibri" w:hAnsi="Calibri"/>
+          <w:b/>
+          <w:bCs/>
+          <w:sz w:val="17"/>
+          <w:szCs w:val="17"/>
+        </w:rPr>
+        <w:t xml:space="preserve">6.</w:t>
+      </w:r>
+      <w:r>
+        <w:rPr>
+          <w:rFonts w:ascii="Calibri" w:cs="Calibri" w:eastAsia="Calibri" w:hAnsi="Calibri"/>
+          <w:sz w:val="17"/>
+          <w:szCs w:val="17"/>
+        </w:rPr>
+        <w:t xml:space="preserve">  Calculate the average titrated concentration for each standard.</w:t>
+      </w:r>
+    </w:p>
+    <w:p>
+      <w:pPr>
+        <w:ind w:left="280"/>
+        <w:spacing w:after="50" w:before="0" w:line="245"/>
+      </w:pPr>
+      <w:r>
+        <w:rPr>
+          <w:rFonts w:ascii="Calibri" w:cs="Calibri" w:eastAsia="Calibri" w:hAnsi="Calibri"/>
+          <w:b/>
+          <w:bCs/>
+          <w:sz w:val="17"/>
+          <w:szCs w:val="17"/>
+        </w:rPr>
+        <w:t xml:space="preserve">7.</w:t>
+      </w:r>
+      <w:r>
+        <w:rPr>
+          <w:rFonts w:ascii="Calibri" w:cs="Calibri" w:eastAsia="Calibri" w:hAnsi="Calibri"/>
+          <w:sz w:val="17"/>
+          <w:szCs w:val="17"/>
+        </w:rPr>
+        <w:t xml:space="preserve">  On the probe panel press 'setting'. Select 'calibration' with the down button and press enter. Press 'calibration wizard'.</w:t>
+      </w:r>
+    </w:p>
+    <w:p>
+      <w:pPr>
+        <w:ind w:left="280"/>
+        <w:spacing w:after="50" w:before="0" w:line="245"/>
+      </w:pPr>
+      <w:r>
+        <w:rPr>
+          <w:rFonts w:ascii="Calibri" w:cs="Calibri" w:eastAsia="Calibri" w:hAnsi="Calibri"/>
+          <w:b/>
+          <w:bCs/>
+          <w:sz w:val="17"/>
+          <w:szCs w:val="17"/>
+        </w:rPr>
+        <w:t xml:space="preserve">8.</w:t>
+      </w:r>
+      <w:r>
+        <w:rPr>
+          <w:rFonts w:ascii="Calibri" w:cs="Calibri" w:eastAsia="Calibri" w:hAnsi="Calibri"/>
+          <w:sz w:val="17"/>
+          <w:szCs w:val="17"/>
+        </w:rPr>
+        <w:t xml:space="preserve">  Use 3 calibration points and press continue. Make sure the WAD calibration box is NOT ticked.</w:t>
+      </w:r>
+    </w:p>
+    <w:p>
+      <w:pPr>
+        <w:ind w:left="280"/>
+        <w:spacing w:after="50" w:before="0" w:line="245"/>
+      </w:pPr>
+      <w:r>
+        <w:rPr>
+          <w:rFonts w:ascii="Calibri" w:cs="Calibri" w:eastAsia="Calibri" w:hAnsi="Calibri"/>
+          <w:b/>
+          <w:bCs/>
+          <w:sz w:val="17"/>
+          <w:szCs w:val="17"/>
+        </w:rPr>
+        <w:t xml:space="preserve">9.</w:t>
+      </w:r>
+      <w:r>
+        <w:rPr>
+          <w:rFonts w:ascii="Calibri" w:cs="Calibri" w:eastAsia="Calibri" w:hAnsi="Calibri"/>
+          <w:sz w:val="17"/>
+          <w:szCs w:val="17"/>
+        </w:rPr>
+        <w:t xml:space="preserve">  Set flushes between standards to 4, flushes between samples to 1 and sample times to 4.</w:t>
+      </w:r>
+    </w:p>
+    <w:p>
+      <w:pPr>
+        <w:ind w:left="280"/>
+        <w:spacing w:after="50" w:before="0" w:line="245"/>
+      </w:pPr>
+      <w:r>
+        <w:rPr>
+          <w:rFonts w:ascii="Calibri" w:cs="Calibri" w:eastAsia="Calibri" w:hAnsi="Calibri"/>
+          <w:b/>
+          <w:bCs/>
+          <w:sz w:val="17"/>
+          <w:szCs w:val="17"/>
+        </w:rPr>
+        <w:t xml:space="preserve">10.</w:t>
+      </w:r>
+      <w:r>
+        <w:rPr>
+          <w:rFonts w:ascii="Calibri" w:cs="Calibri" w:eastAsia="Calibri" w:hAnsi="Calibri"/>
+          <w:sz w:val="17"/>
+          <w:szCs w:val="17"/>
+        </w:rPr>
+        <w:t xml:space="preserve">  Enter the average titrated concentration for each standard and press next.</w:t>
+      </w:r>
+    </w:p>
+    <w:p>
+      <w:pPr>
+        <w:ind w:left="280"/>
+        <w:spacing w:after="50" w:before="0" w:line="245"/>
+      </w:pPr>
+      <w:r>
+        <w:rPr>
+          <w:rFonts w:ascii="Calibri" w:cs="Calibri" w:eastAsia="Calibri" w:hAnsi="Calibri"/>
+          <w:b/>
+          <w:bCs/>
+          <w:sz w:val="17"/>
+          <w:szCs w:val="17"/>
+        </w:rPr>
+        <w:t xml:space="preserve">11.</w:t>
+      </w:r>
+      <w:r>
+        <w:rPr>
+          <w:rFonts w:ascii="Calibri" w:cs="Calibri" w:eastAsia="Calibri" w:hAnsi="Calibri"/>
+          <w:sz w:val="17"/>
+          <w:szCs w:val="17"/>
+        </w:rPr>
+        <w:t xml:space="preserve">  Dip the auxiliary line (line 3) into standard 1 and press start, then press done. Repeat for the other two standards. Press next after all standards are measured.</w:t>
+      </w:r>
+    </w:p>
+    <w:p>
+      <w:pPr>
+        <w:ind w:left="280"/>
+        <w:spacing w:after="50" w:before="0" w:line="245"/>
+      </w:pPr>
+      <w:r>
+        <w:rPr>
+          <w:rFonts w:ascii="Calibri" w:cs="Calibri" w:eastAsia="Calibri" w:hAnsi="Calibri"/>
+          <w:b/>
+          <w:bCs/>
+          <w:sz w:val="17"/>
+          <w:szCs w:val="17"/>
+        </w:rPr>
+        <w:t xml:space="preserve">12.</w:t>
+      </w:r>
+      <w:r>
+        <w:rPr>
+          <w:rFonts w:ascii="Calibri" w:cs="Calibri" w:eastAsia="Calibri" w:hAnsi="Calibri"/>
+          <w:sz w:val="17"/>
+          <w:szCs w:val="17"/>
+        </w:rPr>
+        <w:t xml:space="preserve">  Remove any reading that differs from the others, then press next.</w:t>
+      </w:r>
+    </w:p>
+    <w:p>
+      <w:pPr>
+        <w:ind w:left="280"/>
+        <w:spacing w:after="50" w:before="0" w:line="245"/>
+      </w:pPr>
+      <w:r>
+        <w:rPr>
+          <w:rFonts w:ascii="Calibri" w:cs="Calibri" w:eastAsia="Calibri" w:hAnsi="Calibri"/>
+          <w:b/>
+          <w:bCs/>
+          <w:sz w:val="17"/>
+          <w:szCs w:val="17"/>
+        </w:rPr>
+        <w:t xml:space="preserve">13.</w:t>
+      </w:r>
+      <w:r>
+        <w:rPr>
+          <w:rFonts w:ascii="Calibri" w:cs="Calibri" w:eastAsia="Calibri" w:hAnsi="Calibri"/>
+          <w:sz w:val="17"/>
+          <w:szCs w:val="17"/>
+        </w:rPr>
+        <w:t xml:space="preserve">  Press accept if R squared is above 0.99. Record M and C before and after the calibration, and R squared after calibration.</w:t>
+      </w:r>
+    </w:p>
+    <w:p>
+      <w:pPr>
+        <w:ind w:left="280"/>
+        <w:spacing w:after="50" w:before="0" w:line="245"/>
+      </w:pPr>
+      <w:r>
+        <w:rPr>
+          <w:rFonts w:ascii="Calibri" w:cs="Calibri" w:eastAsia="Calibri" w:hAnsi="Calibri"/>
+          <w:b/>
+          <w:bCs/>
+          <w:sz w:val="17"/>
+          <w:szCs w:val="17"/>
+        </w:rPr>
+        <w:t xml:space="preserve">14.</w:t>
+      </w:r>
+      <w:r>
+        <w:rPr>
+          <w:rFonts w:ascii="Calibri" w:cs="Calibri" w:eastAsia="Calibri" w:hAnsi="Calibri"/>
+          <w:sz w:val="17"/>
+          <w:szCs w:val="17"/>
+        </w:rPr>
+        <w:t xml:space="preserve">  Check the verification readings: automatic and manual NaCN within plus or minus 10 ppm; filtrate temperature 25 to 40 degrees C; leach analyser pH 9 to 11 [CONFIRM] this range reaches below the 10.5 cyanide safety limit; probe pH immersed in the filtrate solution. If anything is abnormal, call the metallurgist.</w:t>
+      </w:r>
+    </w:p>
+    <w:p>
+      <w:pPr>
+        <w:ind w:left="280"/>
+        <w:spacing w:after="50" w:before="0" w:line="245"/>
+      </w:pPr>
+      <w:r>
+        <w:rPr>
+          <w:rFonts w:ascii="Calibri" w:cs="Calibri" w:eastAsia="Calibri" w:hAnsi="Calibri"/>
+          <w:b/>
+          <w:bCs/>
+          <w:sz w:val="17"/>
+          <w:szCs w:val="17"/>
+        </w:rPr>
+        <w:t xml:space="preserve">15.</w:t>
+      </w:r>
+      <w:r>
+        <w:rPr>
+          <w:rFonts w:ascii="Calibri" w:cs="Calibri" w:eastAsia="Calibri" w:hAnsi="Calibri"/>
+          <w:sz w:val="17"/>
+          <w:szCs w:val="17"/>
+        </w:rPr>
+        <w:t xml:space="preserve">  Tell the control room the calibration is finished. Record the before and after readings in 'G:\Processing\5. Metallurgy\Metallurgy Lab\04 Metlab Data\Calibration Logsheet\Logsheet Cyanide Analyzer Calibration' or on form DOC-4-MET-PMC-DFR-00136-EN (Form Cyanide Analyzer Calibration.xlsx).</w:t>
+      </w:r>
+    </w:p>
+    <w:p>
+      <w:pPr>
+        <w:ind w:left="280"/>
+        <w:spacing w:after="50" w:before="0" w:line="245"/>
+      </w:pPr>
+      <w:r>
+        <w:rPr>
+          <w:rFonts w:ascii="Calibri" w:cs="Calibri" w:eastAsia="Calibri" w:hAnsi="Calibri"/>
+          <w:b/>
+          <w:bCs/>
+          <w:sz w:val="17"/>
+          <w:szCs w:val="17"/>
+        </w:rPr>
+        <w:t xml:space="preserve">16.</w:t>
+      </w:r>
+      <w:r>
+        <w:rPr>
+          <w:rFonts w:ascii="Calibri" w:cs="Calibri" w:eastAsia="Calibri" w:hAnsi="Calibri"/>
+          <w:sz w:val="17"/>
+          <w:szCs w:val="17"/>
+        </w:rPr>
+        <w:t xml:space="preserve">  Clean-up: pour all the remaining standard solution into the leach tank. Wash the bottles with water in the leach hut and return them to storage. [CONFIRM] the source's troubleshooting guide for critical errors is an attachment that has not been received.</w:t>
       </w:r>
     </w:p>
     <w:p>
@@ -2109,6 +2535,24 @@
           <w:szCs w:val="17"/>
         </w:rPr>
         <w:t xml:space="preserve">Molycop Cynoprobe v3 WAD calibration data not held</w:t>
+      </w:r>
+    </w:p>
+    <w:p>
+      <w:pPr>
+        <w:pStyle w:val="ListParagraph"/>
+        <w:numPr>
+          <w:ilvl w:val="0"/>
+          <w:numId w:val="1"/>
+        </w:numPr>
+        <w:spacing w:after="60" w:line="245"/>
+      </w:pPr>
+      <w:r>
+        <w:rPr>
+          <w:rFonts w:ascii="Calibri" w:cs="Calibri" w:eastAsia="Calibri" w:hAnsi="Calibri"/>
+          <w:sz w:val="17"/>
+          <w:szCs w:val="17"/>
+        </w:rPr>
+        <w:t xml:space="preserve">Martabe work instruction 'Leach Analyzer Calibration' DOC-3-MET-PMC-WIN-00126-IE v1.0 (issued 25/12/2024; reference SOPs DOC-2-MET-MEL-SOP-00087-IE and DOC-IV-MET-CHH-SOP-00039) - calibration method</w:t>
       </w:r>
     </w:p>
     <w:sectPr>

--- a/SWI/207-Automatic-Samplers-and-Analysers/MM-4034-033-OR-03-SWI-PRO-MET-207-008-Cyanide-Analyser-Calibration-and-Standardisation-RevA.docx
+++ b/SWI/207-Automatic-Samplers-and-Analysers/MM-4034-033-OR-03-SWI-PRO-MET-207-008-Cyanide-Analyser-Calibration-and-Standardisation-RevA.docx
@@ -638,7 +638,7 @@
                 <w:sz w:val="17"/>
                 <w:szCs w:val="17"/>
               </w:rPr>
-              <w:t xml:space="preserve">DRAFT FOR REVIEW - NOT FOR USE UNTIL APPROVED. The calibration method is from the Martabe work instruction 'Leach Analyzer Calibration' (DOC-3-MET-PMC-WIN-00126-IE, v1.0), written for the Martabe cyanide probe in the leach hut with WAD calibration switched off. Molycop Cynoprobe v3 WAD vendor calibration data is still not held, so WAD calibration is not covered.</w:t>
+              <w:t xml:space="preserve">DRAFT FOR REVIEW - NOT FOR USE UNTIL APPROVED. The calibration methods are from the Martabe work instructions 'Leach Analyzer Calibration' (DOC-3-MET-PMC-WIN-00126-IE) as Part A and 'Detox Analyser Calibration' (DOC-3-MET-PMC-WIN-00117-IE) as Part B, both v1.0, written for the Martabe cyanide probes in the leach and detox huts with WAD calibration switched off. Molycop Cynoprobe v3 WAD vendor calibration data is still not held, so WAD calibration is not covered.</w:t>
             </w:r>
           </w:p>
         </w:tc>
@@ -1420,6 +1420,56 @@
           </w:p>
         </w:tc>
       </w:tr>
+      <w:tr>
+        <w:tc>
+          <w:tcPr>
+            <w:tcW w:type="dxa" w:w="2900"/>
+            <w:tcMar>
+              <w:top w:type="dxa" w:w="55"/>
+              <w:left w:type="dxa" w:w="85"/>
+              <w:bottom w:type="dxa" w:w="55"/>
+              <w:right w:type="dxa" w:w="85"/>
+            </w:tcMar>
+          </w:tcPr>
+          <w:p>
+            <w:pPr>
+              <w:spacing w:after="0" w:line="235"/>
+            </w:pPr>
+            <w:r>
+              <w:rPr>
+                <w:rFonts w:ascii="Calibri" w:cs="Calibri" w:eastAsia="Calibri" w:hAnsi="Calibri"/>
+                <w:sz w:val="16"/>
+                <w:szCs w:val="16"/>
+              </w:rPr>
+              <w:t xml:space="preserve">[JSEA to confirm] Hand trapped at the detox analyser cover, and spilled standard to the skin or eyes</w:t>
+            </w:r>
+          </w:p>
+        </w:tc>
+        <w:tc>
+          <w:tcPr>
+            <w:tcW w:type="dxa" w:w="6126"/>
+            <w:tcMar>
+              <w:top w:type="dxa" w:w="55"/>
+              <w:left w:type="dxa" w:w="85"/>
+              <w:bottom w:type="dxa" w:w="55"/>
+              <w:right w:type="dxa" w:w="85"/>
+            </w:tcMar>
+          </w:tcPr>
+          <w:p>
+            <w:pPr>
+              <w:spacing w:after="0" w:line="235"/>
+            </w:pPr>
+            <w:r>
+              <w:rPr>
+                <w:rFonts w:ascii="Calibri" w:cs="Calibri" w:eastAsia="Calibri" w:hAnsi="Calibri"/>
+                <w:sz w:val="16"/>
+                <w:szCs w:val="16"/>
+              </w:rPr>
+              <w:t xml:space="preserve">Latex gloves, glasses, gas mask and safety boots; keep hands clear of the cover pinch point and a safe distance. Spill kit at hand; clean spills at once with running water. HCN poisoning: clinic or the emergency response team at once.</w:t>
+            </w:r>
+          </w:p>
+        </w:tc>
+      </w:tr>
     </w:tbl>
     <w:p>
       <w:pPr>
@@ -1881,6 +1931,24 @@
     </w:p>
     <w:p>
       <w:pPr>
+        <w:pStyle w:val="ListParagraph"/>
+        <w:numPr>
+          <w:ilvl w:val="0"/>
+          <w:numId w:val="1"/>
+        </w:numPr>
+        <w:spacing w:after="60" w:line="245"/>
+      </w:pPr>
+      <w:r>
+        <w:rPr>
+          <w:rFonts w:ascii="Calibri" w:cs="Calibri" w:eastAsia="Calibri" w:hAnsi="Calibri"/>
+          <w:sz w:val="17"/>
+          <w:szCs w:val="17"/>
+        </w:rPr>
+        <w:t xml:space="preserve">[M] Part B: NaCN standards 30, 250 and 500 ppm, 2 L each, in dark bottles inside a plastic bag</w:t>
+      </w:r>
+    </w:p>
+    <w:p>
+      <w:pPr>
         <w:pStyle w:val="Heading1"/>
         <w:spacing w:after="120" w:before="260"/>
       </w:pPr>
@@ -1898,6 +1966,23 @@
     </w:p>
     <w:p>
       <w:pPr>
+        <w:spacing w:after="90" w:before="180" w:line="245"/>
+        <w:keepNext/>
+      </w:pPr>
+      <w:r>
+        <w:rPr>
+          <w:rFonts w:ascii="Calibri" w:cs="Calibri" w:eastAsia="Calibri" w:hAnsi="Calibri"/>
+          <w:b/>
+          <w:bCs/>
+          <w:color w:val="1F3864"/>
+          <w:sz w:val="19"/>
+          <w:szCs w:val="19"/>
+        </w:rPr>
+        <w:t xml:space="preserve">Part A - Leach analyser calibration [M]</w:t>
+      </w:r>
+    </w:p>
+    <w:p>
+      <w:pPr>
         <w:spacing w:after="60" w:before="0" w:line="245"/>
       </w:pPr>
       <w:r>
@@ -1919,7 +2004,7 @@
           <w:sz w:val="17"/>
           <w:szCs w:val="17"/>
         </w:rPr>
-        <w:t xml:space="preserve">Electrolyte: prepare the potassium chloride electrolyte per KBK MET SOP-0053 (partial source already held). [CONFIRM] the source is written for one leach analyser in the leach hut; confirm it applies to 032-CA-001 and which analyser 051-CA-002 needs. The source Indonesian text lists NaCN standards of 250, 500 and 700 ppm, the English text lists 30, 250 and 500 ppm, and '205' appears once - confirm the standard values and who supplies them (the source says the ITS laboratory).</w:t>
+        <w:t xml:space="preserve">Electrolyte: prepare the potassium chloride electrolyte per KBK MET SOP-0053 (partial source already held). [CONFIRM] the source is written for one leach analyser in the leach hut; confirm it applies to 032-CA-001 and which analyser 051-CA-002 needs. The source Indonesian text lists NaCN standards of 250, 500 and 700 ppm. Its English copy lists 30, 250 and 500 ppm, which are the Part B detox standards, so the English copy appears to have been taken from the detox instruction. '205' appears once. Confirm the leach standard values and who supplies them (the source says the ITS laboratory).</w:t>
       </w:r>
     </w:p>
     <w:p>
@@ -2304,6 +2389,193 @@
           <w:szCs w:val="17"/>
         </w:rPr>
         <w:t xml:space="preserve">  Clean-up: pour all the remaining standard solution into the leach tank. Wash the bottles with water in the leach hut and return them to storage. [CONFIRM] the source's troubleshooting guide for critical errors is an attachment that has not been received.</w:t>
+      </w:r>
+    </w:p>
+    <w:p>
+      <w:pPr>
+        <w:spacing w:after="90" w:before="180" w:line="245"/>
+        <w:keepNext/>
+      </w:pPr>
+      <w:r>
+        <w:rPr>
+          <w:rFonts w:ascii="Calibri" w:cs="Calibri" w:eastAsia="Calibri" w:hAnsi="Calibri"/>
+          <w:b/>
+          <w:bCs/>
+          <w:color w:val="1F3864"/>
+          <w:sz w:val="19"/>
+          <w:szCs w:val="19"/>
+        </w:rPr>
+        <w:t xml:space="preserve">Part B - Detox analyser calibration (low-range analyser) [M]</w:t>
+      </w:r>
+    </w:p>
+    <w:p>
+      <w:pPr>
+        <w:spacing w:after="60" w:before="0" w:line="245"/>
+      </w:pPr>
+      <w:r>
+        <w:rPr>
+          <w:rFonts w:ascii="Calibri" w:cs="Calibri" w:eastAsia="Calibri" w:hAnsi="Calibri"/>
+          <w:sz w:val="17"/>
+          <w:szCs w:val="17"/>
+        </w:rPr>
+        <w:t xml:space="preserve">[M] = taken from the Martabe team work instruction "Detox Analyser Calibration (DOC-3-MET-PMC-WIN-00117-IE)" (25/12/2024). [CONFIRM] = unspecified or inconsistent in the source; resolve before this instruction is approved for use. Part A is unchanged.</w:t>
+      </w:r>
+    </w:p>
+    <w:p>
+      <w:pPr>
+        <w:spacing w:after="60" w:before="0" w:line="245"/>
+      </w:pPr>
+      <w:r>
+        <w:rPr>
+          <w:rFonts w:ascii="Calibri" w:cs="Calibri" w:eastAsia="Calibri" w:hAnsi="Calibri"/>
+          <w:sz w:val="17"/>
+          <w:szCs w:val="17"/>
+        </w:rPr>
+        <w:t xml:space="preserve">[CONFIRM] the source is for the Martabe detox analyser. Map it to the low-range analyser here (051-CA-002, cyanide adsorption) if that is the equivalent. The materials list says standards of 30, 125 and 250 ppm; the steps say 30, 250 and 500 ppm. Confirm the standards. Method as Part A, with these differences.</w:t>
+      </w:r>
+    </w:p>
+    <w:p>
+      <w:pPr>
+        <w:ind w:left="280"/>
+        <w:spacing w:after="50" w:before="0" w:line="245"/>
+      </w:pPr>
+      <w:r>
+        <w:rPr>
+          <w:rFonts w:ascii="Calibri" w:cs="Calibri" w:eastAsia="Calibri" w:hAnsi="Calibri"/>
+          <w:b/>
+          <w:bCs/>
+          <w:sz w:val="17"/>
+          <w:szCs w:val="17"/>
+        </w:rPr>
+        <w:t xml:space="preserve">17.</w:t>
+      </w:r>
+      <w:r>
+        <w:rPr>
+          <w:rFonts w:ascii="Calibri" w:cs="Calibri" w:eastAsia="Calibri" w:hAnsi="Calibri"/>
+          <w:sz w:val="17"/>
+          <w:szCs w:val="17"/>
+        </w:rPr>
+        <w:t xml:space="preserve">  Standards: 30, 250 and 500 ppm NaCN, 2 L each, from the laboratory, in dark lidded bottles inside a plastic bag. Confirm the eyewash in the detox area works and tell the control room the cyanide probe will be calibrated. Titrate each standard by hand 3 times (SWI-PRO-MET-205-001) and average the results [M].</w:t>
+      </w:r>
+    </w:p>
+    <w:p>
+      <w:pPr>
+        <w:ind w:left="280"/>
+        <w:spacing w:after="50" w:before="0" w:line="245"/>
+      </w:pPr>
+      <w:r>
+        <w:rPr>
+          <w:rFonts w:ascii="Calibri" w:cs="Calibri" w:eastAsia="Calibri" w:hAnsi="Calibri"/>
+          <w:b/>
+          <w:bCs/>
+          <w:sz w:val="17"/>
+          <w:szCs w:val="17"/>
+        </w:rPr>
+        <w:t xml:space="preserve">18.</w:t>
+      </w:r>
+      <w:r>
+        <w:rPr>
+          <w:rFonts w:ascii="Calibri" w:cs="Calibri" w:eastAsia="Calibri" w:hAnsi="Calibri"/>
+          <w:sz w:val="17"/>
+          <w:szCs w:val="17"/>
+        </w:rPr>
+        <w:t xml:space="preserve">  Before calibrating, measure and record the automatic reading and the manual cyanide result.</w:t>
+      </w:r>
+    </w:p>
+    <w:p>
+      <w:pPr>
+        <w:ind w:left="280"/>
+        <w:spacing w:after="50" w:before="0" w:line="245"/>
+      </w:pPr>
+      <w:r>
+        <w:rPr>
+          <w:rFonts w:ascii="Calibri" w:cs="Calibri" w:eastAsia="Calibri" w:hAnsi="Calibri"/>
+          <w:b/>
+          <w:bCs/>
+          <w:sz w:val="17"/>
+          <w:szCs w:val="17"/>
+        </w:rPr>
+        <w:t xml:space="preserve">19.</w:t>
+      </w:r>
+      <w:r>
+        <w:rPr>
+          <w:rFonts w:ascii="Calibri" w:cs="Calibri" w:eastAsia="Calibri" w:hAnsi="Calibri"/>
+          <w:sz w:val="17"/>
+          <w:szCs w:val="17"/>
+        </w:rPr>
+        <w:t xml:space="preserve">  Open the detox analyser cover. Calibrate as Part A steps 7 to 13: calibration wizard, 3 points, WAD box NOT ticked, flushes between standards 4, flushes between samples 1, sample times 4, enter the average titrated value for each standard, dip the auxiliary line in each standard, remove odd readings, accept if R squared is above 0.99, record M and C before and after and R squared after.</w:t>
+      </w:r>
+    </w:p>
+    <w:p>
+      <w:pPr>
+        <w:ind w:left="280"/>
+        <w:spacing w:after="50" w:before="0" w:line="245"/>
+      </w:pPr>
+      <w:r>
+        <w:rPr>
+          <w:rFonts w:ascii="Calibri" w:cs="Calibri" w:eastAsia="Calibri" w:hAnsi="Calibri"/>
+          <w:b/>
+          <w:bCs/>
+          <w:sz w:val="17"/>
+          <w:szCs w:val="17"/>
+        </w:rPr>
+        <w:t xml:space="preserve">20.</w:t>
+      </w:r>
+      <w:r>
+        <w:rPr>
+          <w:rFonts w:ascii="Calibri" w:cs="Calibri" w:eastAsia="Calibri" w:hAnsi="Calibri"/>
+          <w:sz w:val="17"/>
+          <w:szCs w:val="17"/>
+        </w:rPr>
+        <w:t xml:space="preserve">  Open the cover of the detox analyser HMI screen. Check the automatic and manual NaCN agree within plus or minus 10 ppm; the filtrate temperature reads 25 to 40 degrees C; the detox analyser pH is 6 to 9 [CONFIRM] the source's pH range for the detox stream; the pH probe is immersed in the filtrate. If anything is abnormal, call the metallurgist.</w:t>
+      </w:r>
+    </w:p>
+    <w:p>
+      <w:pPr>
+        <w:ind w:left="280"/>
+        <w:spacing w:after="50" w:before="0" w:line="245"/>
+      </w:pPr>
+      <w:r>
+        <w:rPr>
+          <w:rFonts w:ascii="Calibri" w:cs="Calibri" w:eastAsia="Calibri" w:hAnsi="Calibri"/>
+          <w:b/>
+          <w:bCs/>
+          <w:sz w:val="17"/>
+          <w:szCs w:val="17"/>
+        </w:rPr>
+        <w:t xml:space="preserve">21.</w:t>
+      </w:r>
+      <w:r>
+        <w:rPr>
+          <w:rFonts w:ascii="Calibri" w:cs="Calibri" w:eastAsia="Calibri" w:hAnsi="Calibri"/>
+          <w:sz w:val="17"/>
+          <w:szCs w:val="17"/>
+        </w:rPr>
+        <w:t xml:space="preserve">  Tell the control room the calibration is finished. Record the readings before and after in 'G:\Processing\5. Metallurgy\Metallurgy Lab\04 Metlab Data\Calibration Logsheet\Logsheet Detox Analyzer Calibration' or on form DOC-4-MET-PMC-DFR-00138-EN (Form Detox Analyzer Calibration.xlsx).</w:t>
+      </w:r>
+    </w:p>
+    <w:p>
+      <w:pPr>
+        <w:ind w:left="280"/>
+        <w:spacing w:after="50" w:before="0" w:line="245"/>
+      </w:pPr>
+      <w:r>
+        <w:rPr>
+          <w:rFonts w:ascii="Calibri" w:cs="Calibri" w:eastAsia="Calibri" w:hAnsi="Calibri"/>
+          <w:b/>
+          <w:bCs/>
+          <w:sz w:val="17"/>
+          <w:szCs w:val="17"/>
+        </w:rPr>
+        <w:t xml:space="preserve">22.</w:t>
+      </w:r>
+      <w:r>
+        <w:rPr>
+          <w:rFonts w:ascii="Calibri" w:cs="Calibri" w:eastAsia="Calibri" w:hAnsi="Calibri"/>
+          <w:sz w:val="17"/>
+          <w:szCs w:val="17"/>
+        </w:rPr>
+        <w:t xml:space="preserve">  Clean-up: pour all the remaining standard into the leach tank. [CONFIRM] the source says the leach tank; confirm the correct cyanide-bearing return point. Wash the bottles with water in the detox hut and put them back in storage.</w:t>
       </w:r>
     </w:p>
     <w:p>
@@ -2553,6 +2825,24 @@
           <w:szCs w:val="17"/>
         </w:rPr>
         <w:t xml:space="preserve">Martabe work instruction 'Leach Analyzer Calibration' DOC-3-MET-PMC-WIN-00126-IE v1.0 (issued 25/12/2024; reference SOPs DOC-2-MET-MEL-SOP-00087-IE and DOC-IV-MET-CHH-SOP-00039) - calibration method</w:t>
+      </w:r>
+    </w:p>
+    <w:p>
+      <w:pPr>
+        <w:pStyle w:val="ListParagraph"/>
+        <w:numPr>
+          <w:ilvl w:val="0"/>
+          <w:numId w:val="1"/>
+        </w:numPr>
+        <w:spacing w:after="60" w:line="245"/>
+      </w:pPr>
+      <w:r>
+        <w:rPr>
+          <w:rFonts w:ascii="Calibri" w:cs="Calibri" w:eastAsia="Calibri" w:hAnsi="Calibri"/>
+          <w:sz w:val="17"/>
+          <w:szCs w:val="17"/>
+        </w:rPr>
+        <w:t xml:space="preserve">Martabe work instruction 'Detox Analyser Calibration' DOC-3-MET-PMC-WIN-00117-IE v1.0 (issued 25/12/2024; reference SOP DOC-IV-MET-CHH-SOP-00039) - Part B source</w:t>
       </w:r>
     </w:p>
     <w:sectPr>

--- a/SWI/207-Automatic-Samplers-and-Analysers/MM-4034-033-OR-03-SWI-PRO-MET-207-008-Cyanide-Analyser-Calibration-and-Standardisation-RevA.docx
+++ b/SWI/207-Automatic-Samplers-and-Analysers/MM-4034-033-OR-03-SWI-PRO-MET-207-008-Cyanide-Analyser-Calibration-and-Standardisation-RevA.docx
@@ -1864,7 +1864,7 @@
                 <w:sz w:val="20"/>
                 <w:szCs w:val="20"/>
               </w:rPr>
-              <w:t xml:space="preserve">Calibrate and standardise the online cyanide analysers against known standards.</w:t>
+              <w:t xml:space="preserve">Calibrate and standardise the online cyanide analysers against known standards: the CIL circuit analyser 032-CA-001 (Steps 2 to 5) and the ReCYN tailing analyser 051-CA-002 (Step 6).</w:t>
             </w:r>
           </w:p>
           <w:p>
@@ -1932,7 +1932,7 @@
                 <w:sz w:val="20"/>
                 <w:szCs w:val="20"/>
               </w:rPr>
-              <w:t xml:space="preserve">051-CA-002 - Cyanide adsorption (ReCYN) online cyanide analyser (pH, free cyanide and WAD cyanide)</w:t>
+              <w:t xml:space="preserve">051-CA-002 - ReCYN tailing online cyanide analyser (pH, free cyanide and WAD cyanide)</w:t>
             </w:r>
           </w:p>
           <w:p>
@@ -2026,7 +2026,7 @@
                 <w:sz w:val="20"/>
                 <w:szCs w:val="20"/>
               </w:rPr>
-              <w:t xml:space="preserve">Draft for review: the calibration method (Steps 2 to 5) is taken from the Martabe work instruction Leach Analyzer Calibration (DOC-3-MET-PMC-WIN-00126-IE, v1.0, 25/12/2024) and applies to both analysers. The Martabe Detox Analyser Calibration is not used: there is no detox circuit at Mt. Morgan - the ReCYN circuit follows CIL. JSEA-PRO-MET-207-008 must be updated for the added hazard before this instruction is approved.</w:t>
+              <w:t xml:space="preserve">Draft for review: Steps 2 to 5 (032-CA-001) are taken from the Martabe work instruction Leach Analyzer Calibration (DOC-3-MET-PMC-WIN-00126-IE). Step 6 (051-CA-002) is taken from the Martabe Detox Analyser Calibration (DOC-3-MET-PMC-WIN-00117-IE): Mt. Morgan has no detox circuit - the ReCYN circuit follows CIL - so the Martabe detox analyser maps to the ReCYN tailing analyser 051-CA-002. Both v1.0, 25/12/2024. JSEA-PRO-MET-207-008 must be updated for the added hazards before this instruction is approved.</w:t>
             </w:r>
           </w:p>
           <w:p>
@@ -2051,7 +2051,7 @@
                 <w:sz w:val="20"/>
                 <w:szCs w:val="20"/>
               </w:rPr>
-              <w:t xml:space="preserve">Open items: (1) the source calibrates free NaCN only, with the WAD calibration box NOT ticked; the Mt. Morgan analysers read free and WAD cyanide, so the WAD calibration must be set from the Cynoprobe v3 WAD calibration data, which is not held; (2) standards - the Indonesian source gives 250, 500 and 700 ppm NaCN, its English copy 30, 250 and 500 ppm (taken from the detox instruction); confirm the leach standards and set the range for 051-CA-002 on the ReCYN circuit; (3) the source verification pH range of 9 to 11 reaches below the 10.5 cyanide safety limit; (4) the troubleshooting guide for critical errors is an attachment that was not received; (5) confirm the cyanide-bearing return point for leftover standard (the source says the leach tank) and the record folders.</w:t>
+              <w:t xml:space="preserve">Open items: (1) the source calibrates free NaCN only, with the WAD calibration box NOT ticked; the Mt. Morgan analysers read free and WAD cyanide, so the WAD calibration must be set from the Cynoprobe v3 WAD calibration data, which is not held; (2) standards for 032-CA-001 - the Indonesian source gives 250, 500 and 700 ppm NaCN, its English copy 30, 250 and 500 ppm; confirm; (3) standards for 051-CA-002 - the source materials list gives 30, 125 and 250 ppm, the steps give 30, 250 and 500 ppm; confirm against the ReCYN tailing range; (4) verification pH ranges in the source (9 to 11 for the leach analyser, 6 to 9 for the detox stream) reach below the 10.5 cyanide safety limit; confirm the range for each stream, in particular the ReCYN tailing; (5) the troubleshooting guide for critical errors is an attachment that was not received; (6) confirm the cyanide-bearing return point for leftover standard (the source says the leach tank) and the record folders.</w:t>
             </w:r>
           </w:p>
           <w:p>
@@ -2272,6 +2272,29 @@
                 <w:szCs w:val="20"/>
               </w:rPr>
               <w:t xml:space="preserve">[JSEA to confirm] Cyanide standards (2 L bottles) carried to the analyser hut; eye splash; stairs to the hut — Standards carried in lidded dark bottles inside a second plastic bag. Nitrile or latex gloves, glasses and the gas mask with A2B2E2K2P3 cartridge available. Safety data sheet read; eyewash proven flowing; spill kit at hand; pour slowly; clean spills at once. Poisoning or breathing difficulty: clinic or the emergency response team at once. Stairs with chains and handrails in place and three points of contact.</w:t>
+            </w:r>
+          </w:p>
+          <w:p>
+            <w:pPr>
+              <w:rPr>
+                <w:sz w:val="20"/>
+                <w:szCs w:val="20"/>
+              </w:rPr>
+            </w:pPr>
+          </w:p>
+          <w:p>
+            <w:pPr>
+              <w:rPr>
+                <w:sz w:val="20"/>
+                <w:szCs w:val="20"/>
+              </w:rPr>
+            </w:pPr>
+            <w:r>
+              <w:rPr>
+                <w:sz w:val="20"/>
+                <w:szCs w:val="20"/>
+              </w:rPr>
+              <w:t xml:space="preserve">[JSEA to confirm] Hand trapped at the ReCYN tailing analyser (051-CA-002) cover, and spilled standard to the skin or eyes — Latex gloves, glasses, gas mask and safety boots; keep hands clear of the cover pinch point and a safe distance. Spill kit at hand; clean spills at once with running water. HCN poisoning: clinic or the emergency response team at once.</w:t>
             </w:r>
           </w:p>
           <w:p>
@@ -4054,7 +4077,7 @@
                 <w:lang w:val="en-AU" w:eastAsia="en-AU"/>
                 <w14:ligatures w14:val="none"/>
               </w:rPr>
-              <w:t xml:space="preserve">NaCN standards at 3 levels, 2 L each, from the Mt. Morgan laboratory</w:t>
+              <w:t xml:space="preserve">NaCN standards at 3 levels, 2 L each, from the Mt. Morgan laboratory, for each analyser</w:t>
             </w:r>
           </w:p>
           <w:p>
@@ -4256,7 +4279,7 @@
                 <w:sz w:val="16"/>
                 <w:szCs w:val="16"/>
               </w:rPr>
-              <w:t xml:space="preserve">Standards and Titration</w:t>
+              <w:t xml:space="preserve">Standards and Titration - 032-CA-001</w:t>
             </w:r>
           </w:p>
           <w:p>
@@ -4724,7 +4747,7 @@
                 <w:sz w:val="16"/>
                 <w:szCs w:val="16"/>
               </w:rPr>
-              <w:t xml:space="preserve">Calibration Wizard</w:t>
+              <w:t xml:space="preserve">Calibration Wizard - 032-CA-001</w:t>
             </w:r>
           </w:p>
           <w:p>
@@ -5131,7 +5154,7 @@
                 <w:sz w:val="16"/>
                 <w:szCs w:val="16"/>
               </w:rPr>
-              <w:t xml:space="preserve">Acceptance and Verification</w:t>
+              <w:t xml:space="preserve">Acceptance and Verification - 032-CA-001</w:t>
             </w:r>
           </w:p>
           <w:p>
@@ -5332,7 +5355,7 @@
                 <w:lang w:val="en-AU" w:eastAsia="en-AU"/>
                 <w14:ligatures w14:val="none"/>
               </w:rPr>
-              <w:t xml:space="preserve">Tell the control room the calibration is finished. Record the before and after readings in G:\\Processing\\5. Metallurgy\\Metallurgy Lab\\04 Metlab Data\\Calibration Logsheet\\Logsheet Cyanide Analyzer Calibration or on form DOC-4-MET-PMC-DFR-00136-EN (Form Cyanide Analyzer Calibration.xlsx).</w:t>
+              <w:t xml:space="preserve">Tell the control room the calibration is finished. Record the before and after readings in G:\Processing\5. Metallurgy\Metallurgy Lab\04 Metlab Data\Calibration Logsheet\Logsheet Cyanide Analyzer Calibration or on form DOC-4-MET-PMC-DFR-00136-EN (Form Cyanide Analyzer Calibration.xlsx).</w:t>
             </w:r>
           </w:p>
           <w:p>
@@ -5447,7 +5470,7 @@
                 <w:sz w:val="16"/>
                 <w:szCs w:val="16"/>
               </w:rPr>
-              <w:t xml:space="preserve">Standards Clean-up</w:t>
+              <w:t xml:space="preserve">Standards Clean-up - 032-CA-001</w:t>
             </w:r>
           </w:p>
           <w:p>
@@ -5602,7 +5625,7 @@
                 <w:sz w:val="16"/>
                 <w:szCs w:val="16"/>
               </w:rPr>
-              <w:t xml:space="preserve">Completion and Clean Up</w:t>
+              <w:t xml:space="preserve">ReCYN Tailing Analyser Calibration - 051-CA-002</w:t>
             </w:r>
           </w:p>
           <w:p>
@@ -5633,7 +5656,7 @@
                 <w:sz w:val="16"/>
                 <w:szCs w:val="16"/>
               </w:rPr>
-              <w:t xml:space="preserve">Spillage left on the ground</w:t>
+              <w:t xml:space="preserve">Hand trapped at the analyser cover</w:t>
             </w:r>
           </w:p>
           <w:p>
@@ -5665,7 +5688,7 @@
                 <w:sz w:val="16"/>
                 <w:szCs w:val="16"/>
               </w:rPr>
-              <w:t xml:space="preserve">Equipment not returned</w:t>
+              <w:t xml:space="preserve">Spilled standard to the skin or eyes</w:t>
             </w:r>
           </w:p>
           <w:p>
@@ -5685,6 +5708,518 @@
               <w:numPr>
                 <w:ilvl w:val="0"/>
                 <w:numId w:val="20"/>
+              </w:numPr>
+              <w:rPr>
+                <w:sz w:val="16"/>
+                <w:szCs w:val="16"/>
+                <w:lang w:val="en-AU"/>
+              </w:rPr>
+            </w:pPr>
+            <w:r>
+              <w:rPr>
+                <w:sz w:val="16"/>
+                <w:szCs w:val="16"/>
+              </w:rPr>
+              <w:t xml:space="preserve">Calibration accepted with poor fit</w:t>
+            </w:r>
+          </w:p>
+          <w:p>
+            <w:pPr>
+              <w:pStyle w:val="ListParagraph"/>
+              <w:ind w:left="360"/>
+              <w:rPr>
+                <w:sz w:val="16"/>
+                <w:szCs w:val="16"/>
+                <w:lang w:val="en-AU"/>
+              </w:rPr>
+            </w:pPr>
+          </w:p>
+          <w:p>
+            <w:pPr>
+              <w:pStyle w:val="ListParagraph"/>
+              <w:numPr>
+                <w:ilvl w:val="0"/>
+                <w:numId w:val="20"/>
+              </w:numPr>
+              <w:rPr>
+                <w:sz w:val="16"/>
+                <w:szCs w:val="16"/>
+                <w:lang w:val="en-AU"/>
+              </w:rPr>
+            </w:pPr>
+            <w:r>
+              <w:rPr>
+                <w:sz w:val="16"/>
+                <w:szCs w:val="16"/>
+              </w:rPr>
+              <w:t xml:space="preserve">pH reading below the cyanide safety limit</w:t>
+            </w:r>
+          </w:p>
+        </w:tc>
+        <w:tc>
+          <w:tcPr>
+            <w:tcW w:w="3998" w:type="dxa"/>
+            <w:gridSpan w:val="7"/>
+          </w:tcPr>
+          <w:p>
+            <w:pPr>
+              <w:pStyle w:val="ListParagraph"/>
+              <w:spacing w:before="100" w:beforeAutospacing="1" w:after="100" w:afterAutospacing="1"/>
+              <w:ind w:left="360"/>
+              <w:rPr>
+                <w:rFonts w:eastAsia="Times New Roman" w:cs="Times New Roman"/>
+                <w:kern w:val="0"/>
+                <w:sz w:val="16"/>
+                <w:szCs w:val="16"/>
+                <w:lang w:val="en-AU" w:eastAsia="en-AU"/>
+                <w14:ligatures w14:val="none"/>
+              </w:rPr>
+            </w:pPr>
+          </w:p>
+          <w:p>
+            <w:pPr>
+              <w:pStyle w:val="ListParagraph"/>
+              <w:numPr>
+                <w:ilvl w:val="0"/>
+                <w:numId w:val="4"/>
+              </w:numPr>
+              <w:spacing w:before="100" w:beforeAutospacing="1" w:after="100" w:afterAutospacing="1"/>
+              <w:rPr>
+                <w:rFonts w:eastAsia="Times New Roman" w:cs="Times New Roman"/>
+                <w:kern w:val="0"/>
+                <w:sz w:val="16"/>
+                <w:szCs w:val="16"/>
+                <w:lang w:val="en-AU" w:eastAsia="en-AU"/>
+                <w14:ligatures w14:val="none"/>
+              </w:rPr>
+            </w:pPr>
+            <w:r>
+              <w:rPr>
+                <w:rFonts w:eastAsia="Times New Roman" w:cs="Times New Roman"/>
+                <w:kern w:val="0"/>
+                <w:sz w:val="16"/>
+                <w:szCs w:val="16"/>
+                <w:lang w:val="en-AU" w:eastAsia="en-AU"/>
+                <w14:ligatures w14:val="none"/>
+              </w:rPr>
+              <w:t xml:space="preserve">Standards: 30, 250 and 500 ppm NaCN (see open item 3), 2 L each, from the laboratory, in dark lidded bottles inside a plastic bag. Confirm the eyewash at the ReCYN tailing analyser works and tell the control room the cyanide probe will be calibrated. Titrate each standard by hand 3 times (SWI-PRO-MET-205-001) and average the results.</w:t>
+            </w:r>
+          </w:p>
+          <w:p>
+            <w:pPr>
+              <w:pStyle w:val="ListParagraph"/>
+              <w:spacing w:before="100" w:beforeAutospacing="1" w:after="100" w:afterAutospacing="1"/>
+              <w:ind w:left="360"/>
+              <w:rPr>
+                <w:rFonts w:eastAsia="Times New Roman" w:cs="Times New Roman"/>
+                <w:kern w:val="0"/>
+                <w:sz w:val="16"/>
+                <w:szCs w:val="16"/>
+                <w:lang w:val="en-AU" w:eastAsia="en-AU"/>
+                <w14:ligatures w14:val="none"/>
+              </w:rPr>
+            </w:pPr>
+          </w:p>
+          <w:p>
+            <w:pPr>
+              <w:pStyle w:val="ListParagraph"/>
+              <w:numPr>
+                <w:ilvl w:val="0"/>
+                <w:numId w:val="4"/>
+              </w:numPr>
+              <w:spacing w:before="100" w:beforeAutospacing="1" w:after="100" w:afterAutospacing="1"/>
+              <w:rPr>
+                <w:rFonts w:eastAsia="Times New Roman" w:cs="Times New Roman"/>
+                <w:kern w:val="0"/>
+                <w:sz w:val="16"/>
+                <w:szCs w:val="16"/>
+                <w:lang w:val="en-AU" w:eastAsia="en-AU"/>
+                <w14:ligatures w14:val="none"/>
+              </w:rPr>
+            </w:pPr>
+            <w:r>
+              <w:rPr>
+                <w:rFonts w:eastAsia="Times New Roman" w:cs="Times New Roman"/>
+                <w:kern w:val="0"/>
+                <w:sz w:val="16"/>
+                <w:szCs w:val="16"/>
+                <w:lang w:val="en-AU" w:eastAsia="en-AU"/>
+                <w14:ligatures w14:val="none"/>
+              </w:rPr>
+              <w:t xml:space="preserve">Before calibrating, measure and record the automatic reading and the manual cyanide result.</w:t>
+            </w:r>
+          </w:p>
+          <w:p>
+            <w:pPr>
+              <w:pStyle w:val="ListParagraph"/>
+              <w:spacing w:before="100" w:beforeAutospacing="1" w:after="100" w:afterAutospacing="1"/>
+              <w:ind w:left="360"/>
+              <w:rPr>
+                <w:rFonts w:eastAsia="Times New Roman" w:cs="Times New Roman"/>
+                <w:kern w:val="0"/>
+                <w:sz w:val="16"/>
+                <w:szCs w:val="16"/>
+                <w:lang w:val="en-AU" w:eastAsia="en-AU"/>
+                <w14:ligatures w14:val="none"/>
+              </w:rPr>
+            </w:pPr>
+          </w:p>
+          <w:p>
+            <w:pPr>
+              <w:pStyle w:val="ListParagraph"/>
+              <w:numPr>
+                <w:ilvl w:val="0"/>
+                <w:numId w:val="4"/>
+              </w:numPr>
+              <w:spacing w:before="100" w:beforeAutospacing="1" w:after="100" w:afterAutospacing="1"/>
+              <w:rPr>
+                <w:rFonts w:eastAsia="Times New Roman" w:cs="Times New Roman"/>
+                <w:kern w:val="0"/>
+                <w:sz w:val="16"/>
+                <w:szCs w:val="16"/>
+                <w:lang w:val="en-AU" w:eastAsia="en-AU"/>
+                <w14:ligatures w14:val="none"/>
+              </w:rPr>
+            </w:pPr>
+            <w:r>
+              <w:rPr>
+                <w:rFonts w:eastAsia="Times New Roman" w:cs="Times New Roman"/>
+                <w:kern w:val="0"/>
+                <w:sz w:val="16"/>
+                <w:szCs w:val="16"/>
+                <w:lang w:val="en-AU" w:eastAsia="en-AU"/>
+                <w14:ligatures w14:val="none"/>
+              </w:rPr>
+              <w:t xml:space="preserve">Open the analyser cover. Calibrate as Steps 3 and 4: calibration wizard, 3 points, WAD box NOT ticked (see open item 1), flushes between standards 4, flushes between samples 1, sample times 4, enter the average titrated value for each standard, dip the auxiliary line in each standard, remove odd readings, accept if R squared is above 0.99, record M and C before and after and R squared after.</w:t>
+            </w:r>
+          </w:p>
+          <w:p>
+            <w:pPr>
+              <w:pStyle w:val="ListParagraph"/>
+              <w:spacing w:before="100" w:beforeAutospacing="1" w:after="100" w:afterAutospacing="1"/>
+              <w:ind w:left="360"/>
+              <w:rPr>
+                <w:rFonts w:eastAsia="Times New Roman" w:cs="Times New Roman"/>
+                <w:kern w:val="0"/>
+                <w:sz w:val="16"/>
+                <w:szCs w:val="16"/>
+                <w:lang w:val="en-AU" w:eastAsia="en-AU"/>
+                <w14:ligatures w14:val="none"/>
+              </w:rPr>
+            </w:pPr>
+          </w:p>
+          <w:p>
+            <w:pPr>
+              <w:pStyle w:val="ListParagraph"/>
+              <w:numPr>
+                <w:ilvl w:val="0"/>
+                <w:numId w:val="4"/>
+              </w:numPr>
+              <w:spacing w:before="100" w:beforeAutospacing="1" w:after="100" w:afterAutospacing="1"/>
+              <w:rPr>
+                <w:rFonts w:eastAsia="Times New Roman" w:cs="Times New Roman"/>
+                <w:kern w:val="0"/>
+                <w:sz w:val="16"/>
+                <w:szCs w:val="16"/>
+                <w:lang w:val="en-AU" w:eastAsia="en-AU"/>
+                <w14:ligatures w14:val="none"/>
+              </w:rPr>
+            </w:pPr>
+            <w:r>
+              <w:rPr>
+                <w:rFonts w:eastAsia="Times New Roman" w:cs="Times New Roman"/>
+                <w:kern w:val="0"/>
+                <w:sz w:val="16"/>
+                <w:szCs w:val="16"/>
+                <w:lang w:val="en-AU" w:eastAsia="en-AU"/>
+                <w14:ligatures w14:val="none"/>
+              </w:rPr>
+              <w:t xml:space="preserve">Open the cover of the analyser HMI screen. Check the automatic and manual NaCN agree within plus or minus 10 ppm; the filtrate temperature reads 25 to 40 degrees C; the analyser pH is in the range for the ReCYN tailing stream (source detox range 6 to 9 - see open item 4); the pH probe is immersed in the filtrate. If anything is abnormal, call the metallurgist.</w:t>
+            </w:r>
+          </w:p>
+          <w:p>
+            <w:pPr>
+              <w:pStyle w:val="ListParagraph"/>
+              <w:spacing w:before="100" w:beforeAutospacing="1" w:after="100" w:afterAutospacing="1"/>
+              <w:ind w:left="360"/>
+              <w:rPr>
+                <w:rFonts w:eastAsia="Times New Roman" w:cs="Times New Roman"/>
+                <w:kern w:val="0"/>
+                <w:sz w:val="16"/>
+                <w:szCs w:val="16"/>
+                <w:lang w:val="en-AU" w:eastAsia="en-AU"/>
+                <w14:ligatures w14:val="none"/>
+              </w:rPr>
+            </w:pPr>
+          </w:p>
+          <w:p>
+            <w:pPr>
+              <w:pStyle w:val="ListParagraph"/>
+              <w:numPr>
+                <w:ilvl w:val="0"/>
+                <w:numId w:val="4"/>
+              </w:numPr>
+              <w:spacing w:before="100" w:beforeAutospacing="1" w:after="100" w:afterAutospacing="1"/>
+              <w:rPr>
+                <w:rFonts w:eastAsia="Times New Roman" w:cs="Times New Roman"/>
+                <w:kern w:val="0"/>
+                <w:sz w:val="16"/>
+                <w:szCs w:val="16"/>
+                <w:lang w:val="en-AU" w:eastAsia="en-AU"/>
+                <w14:ligatures w14:val="none"/>
+              </w:rPr>
+            </w:pPr>
+            <w:r>
+              <w:rPr>
+                <w:rFonts w:eastAsia="Times New Roman" w:cs="Times New Roman"/>
+                <w:kern w:val="0"/>
+                <w:sz w:val="16"/>
+                <w:szCs w:val="16"/>
+                <w:lang w:val="en-AU" w:eastAsia="en-AU"/>
+                <w14:ligatures w14:val="none"/>
+              </w:rPr>
+              <w:t xml:space="preserve">Tell the control room the calibration is finished. Record the readings before and after in G:\Processing\5. Metallurgy\Metallurgy Lab\04 Metlab Data\Calibration Logsheet\Logsheet Detox Analyzer Calibration (source name) or on form DOC-4-MET-PMC-DFR-00138-EN (Form Detox Analyzer Calibration.xlsx).</w:t>
+            </w:r>
+          </w:p>
+          <w:p>
+            <w:pPr>
+              <w:pStyle w:val="ListParagraph"/>
+              <w:spacing w:before="100" w:beforeAutospacing="1" w:after="100" w:afterAutospacing="1"/>
+              <w:ind w:left="360"/>
+              <w:rPr>
+                <w:rFonts w:eastAsia="Times New Roman" w:cs="Times New Roman"/>
+                <w:kern w:val="0"/>
+                <w:sz w:val="16"/>
+                <w:szCs w:val="16"/>
+                <w:lang w:val="en-AU" w:eastAsia="en-AU"/>
+                <w14:ligatures w14:val="none"/>
+              </w:rPr>
+            </w:pPr>
+          </w:p>
+          <w:p>
+            <w:pPr>
+              <w:pStyle w:val="ListParagraph"/>
+              <w:numPr>
+                <w:ilvl w:val="0"/>
+                <w:numId w:val="4"/>
+              </w:numPr>
+              <w:spacing w:before="100" w:beforeAutospacing="1" w:after="100" w:afterAutospacing="1"/>
+              <w:rPr>
+                <w:rFonts w:eastAsia="Times New Roman" w:cs="Times New Roman"/>
+                <w:kern w:val="0"/>
+                <w:sz w:val="16"/>
+                <w:szCs w:val="16"/>
+                <w:lang w:val="en-AU" w:eastAsia="en-AU"/>
+                <w14:ligatures w14:val="none"/>
+              </w:rPr>
+            </w:pPr>
+            <w:r>
+              <w:rPr>
+                <w:rFonts w:eastAsia="Times New Roman" w:cs="Times New Roman"/>
+                <w:kern w:val="0"/>
+                <w:sz w:val="16"/>
+                <w:szCs w:val="16"/>
+                <w:lang w:val="en-AU" w:eastAsia="en-AU"/>
+                <w14:ligatures w14:val="none"/>
+              </w:rPr>
+              <w:t xml:space="preserve">Clean-up: pour all the remaining standard into the cyanide-bearing return point (the source says the leach tank). Wash the bottles with water and put them back in storage.</w:t>
+            </w:r>
+          </w:p>
+          <w:p>
+            <w:pPr>
+              <w:pStyle w:val="ListParagraph"/>
+              <w:spacing w:before="100" w:beforeAutospacing="1" w:after="100" w:afterAutospacing="1"/>
+              <w:ind w:left="360"/>
+              <w:rPr>
+                <w:rFonts w:eastAsia="Times New Roman" w:cs="Times New Roman"/>
+                <w:kern w:val="0"/>
+                <w:sz w:val="16"/>
+                <w:szCs w:val="16"/>
+                <w:lang w:val="en-AU" w:eastAsia="en-AU"/>
+                <w14:ligatures w14:val="none"/>
+              </w:rPr>
+            </w:pPr>
+          </w:p>
+          <w:p>
+            <w:pPr>
+              <w:jc w:val="center"/>
+              <w:rPr>
+                <w:rFonts w:eastAsia="Times New Roman" w:cs="Times New Roman"/>
+                <w:kern w:val="0"/>
+                <w:sz w:val="16"/>
+                <w:szCs w:val="16"/>
+                <w:lang w:val="en-AU" w:eastAsia="en-AU"/>
+                <w14:ligatures w14:val="none"/>
+              </w:rPr>
+            </w:pPr>
+            <w:r>
+              <w:rPr>
+                <w:rFonts w:eastAsia="Times New Roman" w:cs="Times New Roman"/>
+                <w:i/>
+                <w:iCs/>
+                <w:kern w:val="0"/>
+                <w:sz w:val="16"/>
+                <w:szCs w:val="16"/>
+                <w:lang w:val="en-AU" w:eastAsia="en-AU"/>
+                <w14:ligatures w14:val="none"/>
+              </w:rPr>
+              <w:t xml:space="preserve">CAUTION: Keep hands clear of the analyser cover pinch point. A ReCYN tailing stream below pH 10.5 can release HCN - keep the personal HCN monitor on.</w:t>
+            </w:r>
+          </w:p>
+          <w:p>
+            <w:pPr>
+              <w:pStyle w:val="ListParagraph"/>
+              <w:rPr>
+                <w:rFonts w:eastAsia="Times New Roman" w:cs="Times New Roman"/>
+                <w:i/>
+                <w:iCs/>
+                <w:kern w:val="0"/>
+                <w:sz w:val="16"/>
+                <w:szCs w:val="16"/>
+                <w:lang w:val="en-AU" w:eastAsia="en-AU"/>
+                <w14:ligatures w14:val="none"/>
+              </w:rPr>
+            </w:pPr>
+          </w:p>
+        </w:tc>
+        <w:tc>
+          <w:tcPr>
+            <w:tcW w:w="4729" w:type="dxa"/>
+            <w:gridSpan w:val="6"/>
+          </w:tcPr>
+          <w:p>
+            <w:pPr>
+              <w:jc w:val="center"/>
+              <w:rPr>
+                <w:sz w:val="20"/>
+                <w:szCs w:val="20"/>
+              </w:rPr>
+            </w:pPr>
+          </w:p>
+        </w:tc>
+      </w:tr>
+      <w:tr>
+        <w:tc>
+          <w:tcPr>
+            <w:tcW w:w="1905" w:type="dxa"/>
+            <w:gridSpan w:val="2"/>
+          </w:tcPr>
+          <w:p>
+            <w:pPr>
+              <w:pStyle w:val="ListParagraph"/>
+              <w:ind w:left="360"/>
+              <w:rPr>
+                <w:b/>
+                <w:bCs/>
+                <w:sz w:val="16"/>
+                <w:szCs w:val="16"/>
+              </w:rPr>
+            </w:pPr>
+          </w:p>
+          <w:p>
+            <w:pPr>
+              <w:pStyle w:val="ListParagraph"/>
+              <w:numPr>
+                <w:ilvl w:val="0"/>
+                <w:numId w:val="5"/>
+              </w:numPr>
+              <w:rPr>
+                <w:b/>
+                <w:bCs/>
+                <w:sz w:val="16"/>
+                <w:szCs w:val="16"/>
+              </w:rPr>
+            </w:pPr>
+            <w:r>
+              <w:rPr>
+                <w:b/>
+                <w:bCs/>
+                <w:sz w:val="16"/>
+                <w:szCs w:val="16"/>
+              </w:rPr>
+              <w:t xml:space="preserve">Completion and Clean Up</w:t>
+            </w:r>
+          </w:p>
+          <w:p>
+            <w:pPr>
+              <w:rPr>
+                <w:b/>
+                <w:bCs/>
+                <w:sz w:val="16"/>
+                <w:szCs w:val="16"/>
+              </w:rPr>
+            </w:pPr>
+          </w:p>
+          <w:p>
+            <w:pPr>
+              <w:pStyle w:val="ListParagraph"/>
+              <w:numPr>
+                <w:ilvl w:val="0"/>
+                <w:numId w:val="21"/>
+              </w:numPr>
+              <w:rPr>
+                <w:sz w:val="16"/>
+                <w:szCs w:val="16"/>
+                <w:lang w:val="en-AU"/>
+              </w:rPr>
+            </w:pPr>
+            <w:r>
+              <w:rPr>
+                <w:sz w:val="16"/>
+                <w:szCs w:val="16"/>
+              </w:rPr>
+              <w:t xml:space="preserve">Spillage left on the ground</w:t>
+            </w:r>
+          </w:p>
+          <w:p>
+            <w:pPr>
+              <w:pStyle w:val="ListParagraph"/>
+              <w:ind w:left="360"/>
+              <w:rPr>
+                <w:sz w:val="16"/>
+                <w:szCs w:val="16"/>
+                <w:lang w:val="en-AU"/>
+              </w:rPr>
+            </w:pPr>
+          </w:p>
+          <w:p>
+            <w:pPr>
+              <w:pStyle w:val="ListParagraph"/>
+              <w:numPr>
+                <w:ilvl w:val="0"/>
+                <w:numId w:val="21"/>
+              </w:numPr>
+              <w:rPr>
+                <w:sz w:val="16"/>
+                <w:szCs w:val="16"/>
+                <w:lang w:val="en-AU"/>
+              </w:rPr>
+            </w:pPr>
+            <w:r>
+              <w:rPr>
+                <w:sz w:val="16"/>
+                <w:szCs w:val="16"/>
+              </w:rPr>
+              <w:t xml:space="preserve">Equipment not returned</w:t>
+            </w:r>
+          </w:p>
+          <w:p>
+            <w:pPr>
+              <w:pStyle w:val="ListParagraph"/>
+              <w:ind w:left="360"/>
+              <w:rPr>
+                <w:sz w:val="16"/>
+                <w:szCs w:val="16"/>
+                <w:lang w:val="en-AU"/>
+              </w:rPr>
+            </w:pPr>
+          </w:p>
+          <w:p>
+            <w:pPr>
+              <w:pStyle w:val="ListParagraph"/>
+              <w:numPr>
+                <w:ilvl w:val="0"/>
+                <w:numId w:val="21"/>
               </w:numPr>
               <w:rPr>
                 <w:sz w:val="16"/>
@@ -6724,7 +7259,7 @@
                 <w:lang w:eastAsia="en-AU"/>
                 <w14:ligatures w14:val="none"/>
               </w:rPr>
-              <w:t xml:space="preserve">Martabe WI Leach Analyzer Calibration (25/12/2024) - source of Steps 2 to 5</w:t>
+              <w:t xml:space="preserve">Martabe WI Leach Analyzer Calibration (25/12/2024) - source of Steps 2 to 5 (032-CA-001)</w:t>
             </w:r>
           </w:p>
         </w:tc>
@@ -6768,7 +7303,7 @@
                 <w:lang w:eastAsia="en-AU"/>
                 <w14:ligatures w14:val="none"/>
               </w:rPr>
-              <w:t xml:space="preserve">DOC-2-MET-MEL-SOP-00087-IE and DOC-IV-MET-CHH-SOP-00039</w:t>
+              <w:t xml:space="preserve">DOC-3-MET-PMC-WIN-00117-IE v1.0</w:t>
             </w:r>
           </w:p>
         </w:tc>
@@ -6806,7 +7341,7 @@
                 <w:lang w:eastAsia="en-AU"/>
                 <w14:ligatures w14:val="none"/>
               </w:rPr>
-              <w:t xml:space="preserve">Martabe SOPs referenced by the Martabe WI - not received</w:t>
+              <w:t xml:space="preserve">Martabe WI Detox Analyser Calibration (25/12/2024) - source of Step 6 (051-CA-002, ReCYN tailing)</w:t>
             </w:r>
           </w:p>
         </w:tc>
@@ -6850,7 +7385,7 @@
                 <w:lang w:eastAsia="en-AU"/>
                 <w14:ligatures w14:val="none"/>
               </w:rPr>
-              <w:t xml:space="preserve">SWI-PRO-MET-205-001</w:t>
+              <w:t xml:space="preserve">DOC-2-MET-MEL-SOP-00087-IE and DOC-IV-MET-CHH-SOP-00039</w:t>
             </w:r>
           </w:p>
         </w:tc>
@@ -6888,7 +7423,7 @@
                 <w:lang w:eastAsia="en-AU"/>
                 <w14:ligatures w14:val="none"/>
               </w:rPr>
-              <w:t xml:space="preserve">Free Cyanide Titration - Silver Nitrate Method</w:t>
+              <w:t xml:space="preserve">Martabe SOPs referenced by the Martabe WIs - not received</w:t>
             </w:r>
           </w:p>
         </w:tc>
@@ -6932,7 +7467,7 @@
                 <w:lang w:eastAsia="en-AU"/>
                 <w14:ligatures w14:val="none"/>
               </w:rPr>
-              <w:t xml:space="preserve">DOC-4-MET-PMC-DFR-00136-EN</w:t>
+              <w:t xml:space="preserve">SWI-PRO-MET-205-001</w:t>
             </w:r>
           </w:p>
         </w:tc>
@@ -6970,7 +7505,89 @@
                 <w:lang w:eastAsia="en-AU"/>
                 <w14:ligatures w14:val="none"/>
               </w:rPr>
-              <w:t xml:space="preserve">Form Cyanide Analyzer Calibration</w:t>
+              <w:t xml:space="preserve">Free Cyanide Titration - Silver Nitrate Method</w:t>
+            </w:r>
+          </w:p>
+        </w:tc>
+      </w:tr>
+      <w:tr>
+        <w:trPr>
+          <w:cantSplit/>
+          <w:trHeight w:val="300"/>
+        </w:trPr>
+        <w:tc>
+          <w:tcPr>
+            <w:tcW w:w="4111" w:type="dxa"/>
+            <w:tcBorders>
+              <w:top w:val="single" w:sz="6" w:space="0" w:color="auto"/>
+              <w:left w:val="single" w:sz="6" w:space="0" w:color="auto"/>
+              <w:bottom w:val="single" w:sz="6" w:space="0" w:color="auto"/>
+              <w:right w:val="single" w:sz="6" w:space="0" w:color="auto"/>
+            </w:tcBorders>
+            <w:hideMark/>
+          </w:tcPr>
+          <w:p>
+            <w:pPr>
+              <w:keepNext/>
+              <w:spacing w:after="0" w:line="240" w:lineRule="auto"/>
+              <w:textAlignment w:val="baseline"/>
+              <w:rPr>
+                <w:rFonts w:ascii="Segoe UI" w:eastAsia="Times New Roman" w:hAnsi="Segoe UI" w:cs="Segoe UI"/>
+                <w:kern w:val="0"/>
+                <w:sz w:val="18"/>
+                <w:szCs w:val="18"/>
+                <w:lang w:val="en-AU" w:eastAsia="en-AU"/>
+                <w14:ligatures w14:val="none"/>
+              </w:rPr>
+            </w:pPr>
+            <w:r>
+              <w:rPr>
+                <w:rFonts w:ascii="Aptos" w:eastAsia="Times New Roman" w:hAnsi="Aptos" w:cs="Segoe UI"/>
+                <w:kern w:val="0"/>
+                <w:sz w:val="20"/>
+                <w:szCs w:val="20"/>
+                <w:lang w:eastAsia="en-AU"/>
+                <w14:ligatures w14:val="none"/>
+              </w:rPr>
+              <w:t xml:space="preserve">DOC-4-MET-PMC-DFR-00136-EN and 00138-EN</w:t>
+            </w:r>
+          </w:p>
+        </w:tc>
+        <w:tc>
+          <w:tcPr>
+            <w:tcW w:w="6521" w:type="dxa"/>
+            <w:tcBorders>
+              <w:top w:val="single" w:sz="6" w:space="0" w:color="auto"/>
+              <w:left w:val="single" w:sz="6" w:space="0" w:color="auto"/>
+              <w:bottom w:val="single" w:sz="6" w:space="0" w:color="auto"/>
+              <w:right w:val="single" w:sz="6" w:space="0" w:color="auto"/>
+            </w:tcBorders>
+            <w:hideMark/>
+          </w:tcPr>
+          <w:p>
+            <w:pPr>
+              <w:keepNext/>
+              <w:spacing w:after="0" w:line="240" w:lineRule="auto"/>
+              <w:textAlignment w:val="baseline"/>
+              <w:rPr>
+                <w:rFonts w:ascii="Segoe UI" w:eastAsia="Times New Roman" w:hAnsi="Segoe UI" w:cs="Segoe UI"/>
+                <w:kern w:val="0"/>
+                <w:sz w:val="18"/>
+                <w:szCs w:val="18"/>
+                <w:lang w:val="en-AU" w:eastAsia="en-AU"/>
+                <w14:ligatures w14:val="none"/>
+              </w:rPr>
+            </w:pPr>
+            <w:r>
+              <w:rPr>
+                <w:rFonts w:ascii="Aptos" w:eastAsia="Times New Roman" w:hAnsi="Aptos" w:cs="Segoe UI"/>
+                <w:kern w:val="0"/>
+                <w:sz w:val="20"/>
+                <w:szCs w:val="20"/>
+                <w:lang w:eastAsia="en-AU"/>
+                <w14:ligatures w14:val="none"/>
+              </w:rPr>
+              <w:t xml:space="preserve">Form Cyanide Analyzer Calibration and Form Detox Analyzer Calibration</w:t>
             </w:r>
           </w:p>
         </w:tc>
@@ -9945,6 +10562,12 @@
     </w:lvlOverride>
   </w:num>
   <w:num w:numId="20">
+    <w:abstractNumId w:val="9"/>
+    <w:lvlOverride w:ilvl="0">
+      <w:startOverride w:val="1"/>
+    </w:lvlOverride>
+  </w:num>
+  <w:num w:numId="21">
     <w:abstractNumId w:val="9"/>
     <w:lvlOverride w:ilvl="0">
       <w:startOverride w:val="1"/>
